--- a/templates/docx_transfer_act.docx
+++ b/templates/docx_transfer_act.docx
@@ -4,18 +4,12 @@
   <w:body>
     <w:p>
       <w:pPr>
-        <w:framePr w:w="10560" w:h="120" w:hRule="exact" w:wrap="none" w:vAnchor="page" w:hAnchor="text" w:x="121" w:y="286"/>
         <w:widowControl w:val="0"/>
         <w:autoSpaceDE w:val="0"/>
         <w:autoSpaceDN w:val="0"/>
         <w:adjustRightInd w:val="0"/>
-        <w:spacing w:after="0" w:line="240" w:lineRule="auto"/>
-        <w:jc w:val="center"/>
-        <w:rPr>
-          <w:rFonts w:ascii="Tahoma" w:hAnsi="Tahoma" w:cs="Tahoma"/>
-          <w:sz w:val="2"/>
-          <w:szCs w:val="2"/>
-        </w:rPr>
+        <w:spacing w:before="0" w:after="0" w:line="240" w:lineRule="auto"/>
+        <w:ind w:left="121"/>
       </w:pPr>
       <w:r>
         <w:rPr>
@@ -76,198 +70,136 @@
     </w:p>
     <w:p>
       <w:pPr>
-        <w:framePr w:w="3220" w:h="240" w:hRule="exact" w:wrap="none" w:vAnchor="page" w:hAnchor="text" w:x="7446" w:y="406"/>
         <w:widowControl w:val="0"/>
         <w:autoSpaceDE w:val="0"/>
         <w:autoSpaceDN w:val="0"/>
         <w:adjustRightInd w:val="0"/>
-        <w:spacing w:after="0" w:line="240" w:lineRule="auto"/>
+        <w:spacing w:before="0" w:after="0" w:line="240" w:lineRule="auto"/>
         <w:jc w:val="right"/>
-        <w:rPr>
-          <w:rFonts w:ascii="Tahoma" w:hAnsi="Tahoma" w:cs="Tahoma"/>
-          <w:color w:val="000000"/>
+      </w:pPr>
+      <w:r>
+        <w:rPr>
+          <w:rFonts w:ascii="Tahoma" w:hAnsi="Tahoma" w:cs="Tahoma"/>
           <w:sz w:val="19"/>
           <w:szCs w:val="19"/>
         </w:rPr>
-      </w:pPr>
-      <w:r>
-        <w:rPr>
-          <w:rFonts w:ascii="Tahoma" w:hAnsi="Tahoma" w:cs="Tahoma"/>
-          <w:color w:val="000000"/>
-          <w:sz w:val="19"/>
-          <w:szCs w:val="19"/>
-        </w:rPr>
-        <w:t>{{DATE}}</w:t>
-      </w:r>
-    </w:p>
-    <w:p>
-      <w:pPr>
-        <w:framePr w:w="3220" w:h="240" w:hRule="exact" w:wrap="none" w:vAnchor="page" w:hAnchor="text" w:x="7446" w:y="406"/>
+        <w:t xml:space="preserve">{{DATE}}</w:t>
+      </w:r>
+    </w:p>
+    <w:p>
+      <w:pPr>
         <w:widowControl w:val="0"/>
         <w:autoSpaceDE w:val="0"/>
         <w:autoSpaceDN w:val="0"/>
         <w:adjustRightInd w:val="0"/>
-        <w:spacing w:after="0" w:line="240" w:lineRule="auto"/>
-        <w:jc w:val="right"/>
-        <w:rPr>
-          <w:rFonts w:ascii="Tahoma" w:hAnsi="Tahoma" w:cs="Tahoma"/>
-          <w:color w:val="000000"/>
+        <w:spacing w:before="80" w:after="0" w:line="240" w:lineRule="auto"/>
+        <w:jc w:val="center"/>
+      </w:pPr>
+      <w:r>
+        <w:rPr>
+          <w:rFonts w:ascii="Tahoma" w:hAnsi="Tahoma" w:cs="Tahoma"/>
+          <w:b/>
+          <w:bCs/>
           <w:sz w:val="19"/>
           <w:szCs w:val="19"/>
         </w:rPr>
-      </w:pPr>
-      <w:r>
-        <w:rPr>
-          <w:rFonts w:ascii="Tahoma" w:hAnsi="Tahoma" w:cs="Tahoma"/>
-          <w:color w:val="000000"/>
-          <w:sz w:val="19"/>
-          <w:szCs w:val="19"/>
-        </w:rPr>
-        <w:t>.</w:t>
-      </w:r>
-    </w:p>
-    <w:p>
-      <w:pPr>
-        <w:framePr w:w="10560" w:h="270" w:hRule="exact" w:wrap="none" w:vAnchor="page" w:hAnchor="text" w:x="121" w:y="751"/>
+        <w:t xml:space="preserve">АКТ ПЕРЕДАЧИ ВО ВРЕМЕННОЕ ПОЛЬЗОВАНИЕ ОБОРУДОВАНИЯ, ПРИНАДЛЕЖАЩЕГО КОМПАНИИ</w:t>
+      </w:r>
+    </w:p>
+    <w:p>
+      <w:pPr>
         <w:widowControl w:val="0"/>
         <w:autoSpaceDE w:val="0"/>
         <w:autoSpaceDN w:val="0"/>
         <w:adjustRightInd w:val="0"/>
-        <w:spacing w:after="0" w:line="240" w:lineRule="auto"/>
+        <w:spacing w:before="0" w:after="0" w:line="240" w:lineRule="auto"/>
         <w:jc w:val="center"/>
+      </w:pPr>
+      <w:r>
         <w:rPr>
           <w:rFonts w:ascii="Tahoma" w:hAnsi="Tahoma" w:cs="Tahoma"/>
           <w:b/>
           <w:bCs/>
-          <w:color w:val="000000"/>
           <w:sz w:val="19"/>
           <w:szCs w:val="19"/>
         </w:rPr>
-      </w:pPr>
-      <w:r>
-        <w:rPr>
-          <w:rFonts w:ascii="Tahoma" w:hAnsi="Tahoma" w:cs="Tahoma"/>
-          <w:b/>
-          <w:bCs/>
-          <w:color w:val="000000"/>
-          <w:sz w:val="19"/>
-          <w:szCs w:val="19"/>
-        </w:rPr>
-        <w:t>АКТ ПЕРЕДАЧИ ВО ВРЕМЕННОЕ ПОЛЬЗОВАНИЕ ОБОРУДОВАНИЯ, ПРИНАДЛЕЖАЩЕГО КОМПАНИИ</w:t>
-      </w:r>
-    </w:p>
-    <w:p>
-      <w:pPr>
-        <w:framePr w:w="8880" w:h="269" w:hRule="exact" w:wrap="none" w:vAnchor="page" w:hAnchor="text" w:x="1801" w:y="1546"/>
+        <w:t xml:space="preserve">ООО "Запсибгазпром-Газификация"</w:t>
+      </w:r>
+    </w:p>
+    <w:p>
+      <w:pPr>
         <w:widowControl w:val="0"/>
         <w:autoSpaceDE w:val="0"/>
         <w:autoSpaceDN w:val="0"/>
         <w:adjustRightInd w:val="0"/>
-        <w:spacing w:after="0" w:line="240" w:lineRule="auto"/>
-        <w:rPr>
-          <w:rFonts w:ascii="Tahoma" w:hAnsi="Tahoma" w:cs="Tahoma"/>
-          <w:color w:val="000000"/>
+        <w:spacing w:before="120" w:after="0" w:line="240" w:lineRule="auto"/>
+        <w:tabs>
+          <w:tab w:val="left" w:pos="1801"/>
+        </w:tabs>
+        <w:ind w:left="800"/>
+      </w:pPr>
+      <w:r>
+        <w:rPr>
+          <w:rFonts w:ascii="Tahoma" w:hAnsi="Tahoma" w:cs="Tahoma"/>
           <w:sz w:val="19"/>
           <w:szCs w:val="19"/>
         </w:rPr>
-      </w:pPr>
-      <w:r>
-        <w:rPr>
-          <w:rFonts w:ascii="Tahoma" w:hAnsi="Tahoma" w:cs="Tahoma"/>
-          <w:color w:val="000000"/>
+        <w:t xml:space="preserve">Компания</w:t>
+      </w:r>
+      <w:r>
+        <w:rPr>
+          <w:rFonts w:ascii="Tahoma" w:hAnsi="Tahoma" w:cs="Tahoma"/>
           <w:sz w:val="19"/>
           <w:szCs w:val="19"/>
         </w:rPr>
-        <w:t>ООО "Запсибгазпром-Газификация"</w:t>
-      </w:r>
-    </w:p>
-    <w:p>
-      <w:pPr>
-        <w:framePr w:w="10200" w:h="285" w:hRule="exact" w:wrap="none" w:vAnchor="page" w:hAnchor="page" w:x="1021" w:y="2191"/>
+        <w:tab/>
+        <w:t xml:space="preserve">ООО "Запсибгазпром-Газификация"</w:t>
+      </w:r>
+    </w:p>
+    <w:p>
+      <w:pPr>
         <w:widowControl w:val="0"/>
         <w:autoSpaceDE w:val="0"/>
         <w:autoSpaceDN w:val="0"/>
         <w:adjustRightInd w:val="0"/>
-        <w:spacing w:after="0" w:line="240" w:lineRule="auto"/>
-        <w:rPr>
-          <w:rFonts w:ascii="Tahoma" w:hAnsi="Tahoma" w:cs="Tahoma"/>
-          <w:color w:val="000000"/>
+        <w:spacing w:before="60" w:after="0" w:line="240" w:lineRule="auto"/>
+        <w:ind w:left="121"/>
+      </w:pPr>
+      <w:r>
+        <w:rPr>
+          <w:rFonts w:ascii="Tahoma" w:hAnsi="Tahoma" w:cs="Tahoma"/>
           <w:sz w:val="19"/>
           <w:szCs w:val="19"/>
         </w:rPr>
-      </w:pPr>
-      <w:r>
-        <w:rPr>
-          <w:rFonts w:ascii="Tahoma" w:hAnsi="Tahoma" w:cs="Tahoma"/>
-          <w:color w:val="000000"/>
-          <w:sz w:val="19"/>
-          <w:szCs w:val="19"/>
-        </w:rPr>
-        <w:t>{{TO_EMPLOYEE}}</w:t>
-      </w:r>
-    </w:p>
-    <w:p>
-      <w:pPr>
-        <w:framePr w:w="10200" w:h="285" w:hRule="exact" w:wrap="none" w:vAnchor="page" w:hAnchor="text" w:x="481" w:y="2236"/>
+        <w:t xml:space="preserve">предоставляет сотруднику</w:t>
+      </w:r>
+    </w:p>
+    <w:p>
+      <w:pPr>
         <w:widowControl w:val="0"/>
         <w:autoSpaceDE w:val="0"/>
         <w:autoSpaceDN w:val="0"/>
         <w:adjustRightInd w:val="0"/>
-        <w:spacing w:after="0" w:line="240" w:lineRule="auto"/>
-        <w:rPr>
-          <w:rFonts w:ascii="Tahoma" w:hAnsi="Tahoma" w:cs="Tahoma"/>
-          <w:b/>
-          <w:bCs/>
-          <w:color w:val="000000"/>
-          <w:sz w:val="24"/>
-          <w:szCs w:val="24"/>
-        </w:rPr>
-      </w:pPr>
-    </w:p>
-    <w:p>
-      <w:pPr>
-        <w:framePr w:w="10560" w:h="270" w:hRule="exact" w:wrap="none" w:vAnchor="page" w:hAnchor="text" w:x="121" w:y="1156"/>
+        <w:spacing w:before="60" w:after="0" w:line="240" w:lineRule="auto"/>
+        <w:ind w:left="300"/>
+      </w:pPr>
+      <w:r>
+        <w:rPr>
+          <w:rFonts w:ascii="Tahoma" w:hAnsi="Tahoma" w:cs="Tahoma"/>
+          <w:sz w:val="19"/>
+          <w:szCs w:val="19"/>
+        </w:rPr>
+        <w:t xml:space="preserve">{{TO_EMPLOYEE}}</w:t>
+      </w:r>
+    </w:p>
+    <w:p>
+      <w:pPr>
         <w:widowControl w:val="0"/>
         <w:autoSpaceDE w:val="0"/>
         <w:autoSpaceDN w:val="0"/>
         <w:adjustRightInd w:val="0"/>
-        <w:spacing w:after="0" w:line="240" w:lineRule="auto"/>
-        <w:jc w:val="center"/>
-        <w:rPr>
-          <w:rFonts w:ascii="Tahoma" w:hAnsi="Tahoma" w:cs="Tahoma"/>
-          <w:b/>
-          <w:bCs/>
-          <w:color w:val="000000"/>
-          <w:sz w:val="19"/>
-          <w:szCs w:val="19"/>
-        </w:rPr>
-      </w:pPr>
-      <w:r>
-        <w:rPr>
-          <w:rFonts w:ascii="Tahoma" w:hAnsi="Tahoma" w:cs="Tahoma"/>
-          <w:b/>
-          <w:bCs/>
-          <w:color w:val="000000"/>
-          <w:sz w:val="19"/>
-          <w:szCs w:val="19"/>
-        </w:rPr>
-        <w:t>ООО "Запсибгазпром-Газификация"</w:t>
-      </w:r>
-    </w:p>
-    <w:p>
-      <w:pPr>
-        <w:framePr w:w="9960" w:h="120" w:hRule="exact" w:wrap="none" w:vAnchor="page" w:hAnchor="text" w:x="361" w:y="2551"/>
-        <w:widowControl w:val="0"/>
-        <w:autoSpaceDE w:val="0"/>
-        <w:autoSpaceDN w:val="0"/>
-        <w:adjustRightInd w:val="0"/>
-        <w:spacing w:after="0" w:line="240" w:lineRule="auto"/>
-        <w:jc w:val="center"/>
-        <w:rPr>
-          <w:rFonts w:ascii="Tahoma" w:hAnsi="Tahoma" w:cs="Tahoma"/>
-          <w:sz w:val="2"/>
-          <w:szCs w:val="2"/>
-        </w:rPr>
+        <w:spacing w:before="0" w:after="0" w:line="240" w:lineRule="auto"/>
+        <w:ind w:left="361"/>
       </w:pPr>
       <w:r>
         <w:rPr>
@@ -328,276 +260,26 @@
     </w:p>
     <w:p>
       <w:pPr>
-        <w:framePr w:w="10560" w:h="274" w:hRule="exact" w:wrap="none" w:vAnchor="page" w:hAnchor="text" w:x="121" w:y="2751"/>
         <w:widowControl w:val="0"/>
         <w:autoSpaceDE w:val="0"/>
         <w:autoSpaceDN w:val="0"/>
         <w:adjustRightInd w:val="0"/>
-        <w:spacing w:after="0" w:line="240" w:lineRule="auto"/>
-        <w:rPr>
-          <w:rFonts w:ascii="Tahoma" w:hAnsi="Tahoma" w:cs="Tahoma"/>
-          <w:color w:val="000000"/>
+        <w:spacing w:before="80" w:after="0" w:line="240" w:lineRule="auto"/>
+        <w:ind w:left="121"/>
+      </w:pPr>
+      <w:r>
+        <w:rPr>
+          <w:rFonts w:ascii="Tahoma" w:hAnsi="Tahoma" w:cs="Tahoma"/>
           <w:sz w:val="19"/>
           <w:szCs w:val="19"/>
         </w:rPr>
-      </w:pPr>
-      <w:r>
-        <w:rPr>
-          <w:rFonts w:ascii="Tahoma" w:hAnsi="Tahoma" w:cs="Tahoma"/>
-          <w:color w:val="000000"/>
-          <w:sz w:val="19"/>
-          <w:szCs w:val="19"/>
-        </w:rPr>
-        <w:t>во временное пользование следующее оборудование:</w:t>
-      </w:r>
-    </w:p>
-    <w:p>
-      <w:pPr>
-        <w:framePr w:w="1560" w:h="269" w:hRule="exact" w:wrap="none" w:vAnchor="page" w:hAnchor="text" w:x="121" w:y="1546"/>
-        <w:widowControl w:val="0"/>
-        <w:autoSpaceDE w:val="0"/>
-        <w:autoSpaceDN w:val="0"/>
-        <w:adjustRightInd w:val="0"/>
-        <w:spacing w:after="0" w:line="240" w:lineRule="auto"/>
-        <w:jc w:val="right"/>
-        <w:rPr>
-          <w:rFonts w:ascii="Tahoma" w:hAnsi="Tahoma" w:cs="Tahoma"/>
-          <w:color w:val="000000"/>
-          <w:sz w:val="19"/>
-          <w:szCs w:val="19"/>
-        </w:rPr>
-      </w:pPr>
-      <w:r>
-        <w:rPr>
-          <w:rFonts w:ascii="Tahoma" w:hAnsi="Tahoma" w:cs="Tahoma"/>
-          <w:color w:val="000000"/>
-          <w:sz w:val="19"/>
-          <w:szCs w:val="19"/>
-        </w:rPr>
-        <w:t>Компания</w:t>
-      </w:r>
-    </w:p>
-    <w:p>
-      <w:pPr>
-        <w:framePr w:w="4080" w:h="270" w:hRule="exact" w:wrap="none" w:vAnchor="page" w:hAnchor="text" w:x="121" w:y="1891"/>
-        <w:widowControl w:val="0"/>
-        <w:autoSpaceDE w:val="0"/>
-        <w:autoSpaceDN w:val="0"/>
-        <w:adjustRightInd w:val="0"/>
-        <w:spacing w:after="0" w:line="240" w:lineRule="auto"/>
-        <w:rPr>
-          <w:rFonts w:ascii="Tahoma" w:hAnsi="Tahoma" w:cs="Tahoma"/>
-          <w:color w:val="000000"/>
-          <w:sz w:val="19"/>
-          <w:szCs w:val="19"/>
-        </w:rPr>
-      </w:pPr>
-      <w:r>
-        <w:rPr>
-          <w:rFonts w:ascii="Tahoma" w:hAnsi="Tahoma" w:cs="Tahoma"/>
-          <w:color w:val="000000"/>
-          <w:sz w:val="19"/>
-          <w:szCs w:val="19"/>
-        </w:rPr>
-        <w:t>предоставляет сотруднику</w:t>
-      </w:r>
-    </w:p>
-    <w:p>
-      <w:pPr>
-        <w:framePr w:w="715" w:h="240" w:hRule="exact" w:wrap="none" w:vAnchor="page" w:hAnchor="text" w:x="9966" w:y="16246"/>
-        <w:widowControl w:val="0"/>
-        <w:autoSpaceDE w:val="0"/>
-        <w:autoSpaceDN w:val="0"/>
-        <w:adjustRightInd w:val="0"/>
-        <w:spacing w:after="0" w:line="240" w:lineRule="auto"/>
-        <w:jc w:val="right"/>
-        <w:rPr>
-          <w:rFonts w:ascii="Tahoma" w:hAnsi="Tahoma" w:cs="Tahoma"/>
-          <w:color w:val="000000"/>
-          <w:sz w:val="19"/>
-          <w:szCs w:val="19"/>
-        </w:rPr>
-      </w:pPr>
-      <w:r>
-        <w:rPr>
-          <w:rFonts w:ascii="Tahoma" w:hAnsi="Tahoma" w:cs="Tahoma"/>
-          <w:color w:val="000000"/>
-          <w:sz w:val="19"/>
-          <w:szCs w:val="19"/>
-        </w:rPr>
-        <w:t>1/1</w:t>
-      </w:r>
-    </w:p>
-    <w:p>
-      <w:pPr>
-        <w:framePr w:w="1570" w:h="270" w:hRule="exact" w:wrap="none" w:vAnchor="page" w:hAnchor="text" w:x="1" w:y="16246"/>
-        <w:widowControl w:val="0"/>
-        <w:autoSpaceDE w:val="0"/>
-        <w:autoSpaceDN w:val="0"/>
-        <w:adjustRightInd w:val="0"/>
-        <w:spacing w:after="0" w:line="240" w:lineRule="auto"/>
-        <w:rPr>
-          <w:rFonts w:ascii="Tahoma" w:hAnsi="Tahoma" w:cs="Tahoma"/>
-          <w:color w:val="C0C0C0"/>
-          <w:sz w:val="19"/>
-          <w:szCs w:val="19"/>
-        </w:rPr>
-      </w:pPr>
-      <w:r>
-        <w:rPr>
-          <w:rFonts w:ascii="Tahoma" w:hAnsi="Tahoma" w:cs="Tahoma"/>
-          <w:color w:val="C0C0C0"/>
-          <w:sz w:val="19"/>
-          <w:szCs w:val="19"/>
-        </w:rPr>
-        <w:t>IT Invent</w:t>
-      </w:r>
-    </w:p>
-    <w:p>
-      <w:pPr>
-        <w:widowControl w:val="0"/>
-        <w:autoSpaceDE w:val="0"/>
-        <w:autoSpaceDN w:val="0"/>
-        <w:adjustRightInd w:val="0"/>
-        <w:spacing w:after="0" w:line="240" w:lineRule="auto"/>
-        <w:rPr>
-          <w:rFonts w:ascii="Tahoma" w:hAnsi="Tahoma" w:cs="Tahoma"/>
-          <w:sz w:val="24"/>
-          <w:szCs w:val="24"/>
-        </w:rPr>
-      </w:pPr>
-    </w:p>
-    <w:p>
-      <w:pPr>
-        <w:widowControl w:val="0"/>
-        <w:autoSpaceDE w:val="0"/>
-        <w:autoSpaceDN w:val="0"/>
-        <w:adjustRightInd w:val="0"/>
-        <w:spacing w:after="0" w:line="240" w:lineRule="auto"/>
-        <w:rPr>
-          <w:rFonts w:ascii="Tahoma" w:hAnsi="Tahoma" w:cs="Tahoma"/>
-          <w:sz w:val="24"/>
-          <w:szCs w:val="24"/>
-        </w:rPr>
-      </w:pPr>
-    </w:p>
-    <w:p>
-      <w:pPr>
-        <w:widowControl w:val="0"/>
-        <w:autoSpaceDE w:val="0"/>
-        <w:autoSpaceDN w:val="0"/>
-        <w:adjustRightInd w:val="0"/>
-        <w:spacing w:after="0" w:line="240" w:lineRule="auto"/>
-        <w:rPr>
-          <w:rFonts w:ascii="Tahoma" w:hAnsi="Tahoma" w:cs="Tahoma"/>
-          <w:sz w:val="24"/>
-          <w:szCs w:val="24"/>
-        </w:rPr>
-      </w:pPr>
-    </w:p>
-    <w:p>
-      <w:pPr>
-        <w:widowControl w:val="0"/>
-        <w:autoSpaceDE w:val="0"/>
-        <w:autoSpaceDN w:val="0"/>
-        <w:adjustRightInd w:val="0"/>
-        <w:spacing w:after="0" w:line="240" w:lineRule="auto"/>
-        <w:rPr>
-          <w:rFonts w:ascii="Tahoma" w:hAnsi="Tahoma" w:cs="Tahoma"/>
-          <w:sz w:val="24"/>
-          <w:szCs w:val="24"/>
-        </w:rPr>
-      </w:pPr>
-    </w:p>
-    <w:p>
-      <w:pPr>
-        <w:widowControl w:val="0"/>
-        <w:autoSpaceDE w:val="0"/>
-        <w:autoSpaceDN w:val="0"/>
-        <w:adjustRightInd w:val="0"/>
-        <w:spacing w:after="0" w:line="240" w:lineRule="auto"/>
-        <w:rPr>
-          <w:rFonts w:ascii="Tahoma" w:hAnsi="Tahoma" w:cs="Tahoma"/>
-          <w:sz w:val="24"/>
-          <w:szCs w:val="24"/>
-        </w:rPr>
-      </w:pPr>
-    </w:p>
-    <w:p>
-      <w:pPr>
-        <w:widowControl w:val="0"/>
-        <w:autoSpaceDE w:val="0"/>
-        <w:autoSpaceDN w:val="0"/>
-        <w:adjustRightInd w:val="0"/>
-        <w:spacing w:after="0" w:line="240" w:lineRule="auto"/>
-        <w:rPr>
-          <w:rFonts w:ascii="Tahoma" w:hAnsi="Tahoma" w:cs="Tahoma"/>
-          <w:sz w:val="24"/>
-          <w:szCs w:val="24"/>
-        </w:rPr>
-      </w:pPr>
-    </w:p>
-    <w:p>
-      <w:pPr>
-        <w:widowControl w:val="0"/>
-        <w:autoSpaceDE w:val="0"/>
-        <w:autoSpaceDN w:val="0"/>
-        <w:adjustRightInd w:val="0"/>
-        <w:spacing w:after="0" w:line="240" w:lineRule="auto"/>
-        <w:rPr>
-          <w:rFonts w:ascii="Tahoma" w:hAnsi="Tahoma" w:cs="Tahoma"/>
-          <w:sz w:val="24"/>
-          <w:szCs w:val="24"/>
-        </w:rPr>
-      </w:pPr>
-    </w:p>
-    <w:p>
-      <w:pPr>
-        <w:widowControl w:val="0"/>
-        <w:autoSpaceDE w:val="0"/>
-        <w:autoSpaceDN w:val="0"/>
-        <w:adjustRightInd w:val="0"/>
-        <w:spacing w:after="0" w:line="240" w:lineRule="auto"/>
-        <w:rPr>
-          <w:rFonts w:ascii="Tahoma" w:hAnsi="Tahoma" w:cs="Tahoma"/>
-          <w:sz w:val="24"/>
-          <w:szCs w:val="24"/>
-        </w:rPr>
-      </w:pPr>
-    </w:p>
-    <w:p>
-      <w:pPr>
-        <w:widowControl w:val="0"/>
-        <w:autoSpaceDE w:val="0"/>
-        <w:autoSpaceDN w:val="0"/>
-        <w:adjustRightInd w:val="0"/>
-        <w:spacing w:after="0" w:line="240" w:lineRule="auto"/>
-        <w:rPr>
-          <w:rFonts w:ascii="Tahoma" w:hAnsi="Tahoma" w:cs="Tahoma"/>
-          <w:sz w:val="24"/>
-          <w:szCs w:val="24"/>
-        </w:rPr>
-      </w:pPr>
-    </w:p>
-    <w:p>
-      <w:pPr>
-        <w:widowControl w:val="0"/>
-        <w:autoSpaceDE w:val="0"/>
-        <w:autoSpaceDN w:val="0"/>
-        <w:adjustRightInd w:val="0"/>
-        <w:spacing w:after="0" w:line="240" w:lineRule="auto"/>
-        <w:rPr>
-          <w:rFonts w:ascii="Tahoma" w:hAnsi="Tahoma" w:cs="Tahoma"/>
-          <w:sz w:val="24"/>
-          <w:szCs w:val="24"/>
-        </w:rPr>
-      </w:pPr>
+        <w:t xml:space="preserve">во временное пользование следующее оборудование:</w:t>
+      </w:r>
     </w:p>
     <w:tbl>
       <w:tblPr>
         <w:tblStyle w:val="a3"/>
-        <w:tblW w:w="11046" w:type="dxa"/>
-        <w:tblInd w:w="-152" w:type="dxa"/>
+        <w:tblW w:w="10914" w:type="dxa"/>
         <w:tblBorders>
           <w:top w:val="single" w:sz="8" w:space="0" w:color="auto"/>
           <w:left w:val="single" w:sz="8" w:space="0" w:color="auto"/>
@@ -610,17 +292,21 @@
         <w:tblLook w:val="04A0" w:firstRow="1" w:lastRow="0" w:firstColumn="1" w:lastColumn="0" w:noHBand="0" w:noVBand="1"/>
       </w:tblPr>
       <w:tblGrid>
-        <w:gridCol w:w="568"/>
-        <w:gridCol w:w="2100"/>
-        <w:gridCol w:w="3078"/>
-        <w:gridCol w:w="2500"/>
-        <w:gridCol w:w="1600"/>
-        <w:gridCol w:w="1200"/>
+        <w:gridCol w:w="500"/>
+        <w:gridCol w:w="1900"/>
+        <w:gridCol w:w="2664"/>
+        <w:gridCol w:w="2600"/>
+        <w:gridCol w:w="1500"/>
+        <w:gridCol w:w="1750"/>
       </w:tblGrid>
       <w:tr>
+        <w:trPr>
+          <w:cantSplit/>
+          <w:tblHeader/>
+        </w:trPr>
         <w:tc>
           <w:tcPr>
-            <w:tcW w:w="568" w:type="dxa"/>
+            <w:tcW w:w="500" w:type="dxa"/>
             <w:shd w:val="clear" w:color="auto" w:fill="BFBFBF" w:themeFill="background1" w:themeFillShade="BF"/>
             <w:vAlign w:val="center"/>
           </w:tcPr>
@@ -651,7 +337,7 @@
         </w:tc>
         <w:tc>
           <w:tcPr>
-            <w:tcW w:w="2100" w:type="dxa"/>
+            <w:tcW w:w="1900" w:type="dxa"/>
             <w:shd w:val="clear" w:color="auto" w:fill="BFBFBF" w:themeFill="background1" w:themeFillShade="BF"/>
             <w:vAlign w:val="center"/>
           </w:tcPr>
@@ -680,7 +366,7 @@
         </w:tc>
         <w:tc>
           <w:tcPr>
-            <w:tcW w:w="3078" w:type="dxa"/>
+            <w:tcW w:w="2664" w:type="dxa"/>
             <w:shd w:val="clear" w:color="auto" w:fill="BFBFBF" w:themeFill="background1" w:themeFillShade="BF"/>
             <w:vAlign w:val="center"/>
           </w:tcPr>
@@ -709,7 +395,7 @@
         </w:tc>
         <w:tc>
           <w:tcPr>
-            <w:tcW w:w="2500" w:type="dxa"/>
+            <w:tcW w:w="2600" w:type="dxa"/>
             <w:shd w:val="clear" w:color="auto" w:fill="BFBFBF" w:themeFill="background1" w:themeFillShade="BF"/>
             <w:vAlign w:val="center"/>
           </w:tcPr>
@@ -738,7 +424,7 @@
         </w:tc>
         <w:tc>
           <w:tcPr>
-            <w:tcW w:w="1600" w:type="dxa"/>
+            <w:tcW w:w="1500" w:type="dxa"/>
             <w:shd w:val="clear" w:color="auto" w:fill="BFBFBF" w:themeFill="background1" w:themeFillShade="BF"/>
             <w:vAlign w:val="center"/>
           </w:tcPr>
@@ -767,7 +453,7 @@
         </w:tc>
         <w:tc>
           <w:tcPr>
-            <w:tcW w:w="1200" w:type="dxa"/>
+            <w:tcW w:w="1750" w:type="dxa"/>
             <w:shd w:val="clear" w:color="auto" w:fill="BFBFBF" w:themeFill="background1" w:themeFillShade="BF"/>
             <w:vAlign w:val="center"/>
           </w:tcPr>
@@ -796,9 +482,12 @@
         </w:tc>
       </w:tr>
       <w:tr>
+        <w:trPr>
+          <w:cantSplit/>
+        </w:trPr>
         <w:tc>
           <w:tcPr>
-            <w:tcW w:w="568" w:type="dxa"/>
+            <w:tcW w:w="500" w:type="dxa"/>
             <w:vAlign w:val="center"/>
           </w:tcPr>
           <w:p>
@@ -835,7 +524,7 @@
         </w:tc>
         <w:tc>
           <w:tcPr>
-            <w:tcW w:w="2100" w:type="dxa"/>
+            <w:tcW w:w="1900" w:type="dxa"/>
             <w:vAlign w:val="center"/>
           </w:tcPr>
           <w:p>
@@ -863,7 +552,7 @@
         </w:tc>
         <w:tc>
           <w:tcPr>
-            <w:tcW w:w="3078" w:type="dxa"/>
+            <w:tcW w:w="2664" w:type="dxa"/>
             <w:vAlign w:val="center"/>
           </w:tcPr>
           <w:p>
@@ -891,7 +580,7 @@
         </w:tc>
         <w:tc>
           <w:tcPr>
-            <w:tcW w:w="2500" w:type="dxa"/>
+            <w:tcW w:w="2600" w:type="dxa"/>
             <w:vAlign w:val="center"/>
           </w:tcPr>
           <w:p>
@@ -919,7 +608,7 @@
         </w:tc>
         <w:tc>
           <w:tcPr>
-            <w:tcW w:w="1600" w:type="dxa"/>
+            <w:tcW w:w="1500" w:type="dxa"/>
             <w:vAlign w:val="center"/>
           </w:tcPr>
           <w:p>
@@ -947,7 +636,7 @@
         </w:tc>
         <w:tc>
           <w:tcPr>
-            <w:tcW w:w="1200" w:type="dxa"/>
+            <w:tcW w:w="1750" w:type="dxa"/>
             <w:vAlign w:val="center"/>
           </w:tcPr>
           <w:p>
@@ -977,17 +666,7 @@
     </w:tbl>
     <w:p>
       <w:pPr>
-        <w:spacing w:after="0"/>
-        <w:rPr>
-          <w:rFonts w:ascii="Tahoma" w:hAnsi="Tahoma" w:cs="Tahoma"/>
-          <w:sz w:val="24"/>
-          <w:szCs w:val="24"/>
-        </w:rPr>
-      </w:pPr>
-    </w:p>
-    <w:p>
-      <w:pPr>
-        <w:spacing w:after="0" w:line="240" w:lineRule="auto"/>
+        <w:spacing w:after="60" w:line="240" w:lineRule="auto" w:before="120"/>
         <w:rPr>
           <w:rFonts w:ascii="Tahoma" w:hAnsi="Tahoma" w:cs="Tahoma"/>
           <w:sz w:val="20"/>
@@ -1002,16 +681,6 @@
         </w:rPr>
         <w:t>Сотрудник принимает на себя следующие обязательства:</w:t>
       </w:r>
-    </w:p>
-    <w:p>
-      <w:pPr>
-        <w:spacing w:after="0" w:line="240" w:lineRule="auto"/>
-        <w:rPr>
-          <w:rFonts w:ascii="Tahoma" w:hAnsi="Tahoma" w:cs="Tahoma"/>
-          <w:sz w:val="20"/>
-          <w:szCs w:val="20"/>
-        </w:rPr>
-      </w:pPr>
     </w:p>
     <w:p>
       <w:pPr>
@@ -1373,6 +1042,8 @@
     </w:p>
     <w:p>
       <w:pPr>
+        <w:keepNext/>
+        <w:keepLines/>
         <w:spacing w:after="0" w:line="240" w:lineRule="auto"/>
         <w:rPr>
           <w:rFonts w:ascii="Tahoma" w:hAnsi="Tahoma" w:cs="Tahoma"/>
@@ -1392,7 +1063,9 @@
     </w:p>
     <w:p>
       <w:pPr>
-        <w:spacing w:after="0" w:line="240" w:lineRule="auto"/>
+        <w:keepNext/>
+        <w:keepLines/>
+        <w:spacing w:after="300" w:line="240" w:lineRule="auto"/>
         <w:rPr>
           <w:rFonts w:ascii="Tahoma" w:hAnsi="Tahoma" w:cs="Tahoma"/>
           <w:sz w:val="20"/>
@@ -1409,53 +1082,9 @@
         <w:t>Настоящий акт составлен в 2 экземплярах, по одному для каждой стороны.</w:t>
       </w:r>
     </w:p>
-    <w:p>
-      <w:pPr>
-        <w:framePr w:w="3015" w:h="120" w:hRule="exact" w:wrap="none" w:vAnchor="page" w:hAnchor="text" w:x="6376" w:y="14371"/>
-        <w:widowControl w:val="0"/>
-        <w:autoSpaceDE w:val="0"/>
-        <w:autoSpaceDN w:val="0"/>
-        <w:adjustRightInd w:val="0"/>
-        <w:spacing w:after="0" w:line="240" w:lineRule="auto"/>
-        <w:jc w:val="center"/>
-        <w:rPr>
-          <w:rFonts w:ascii="Tahoma" w:hAnsi="Tahoma" w:cs="Tahoma"/>
-          <w:sz w:val="2"/>
-          <w:szCs w:val="2"/>
-        </w:rPr>
-      </w:pPr>
-    </w:p>
-    <w:p>
-      <w:pPr>
-        <w:widowControl w:val="0"/>
-        <w:autoSpaceDE w:val="0"/>
-        <w:autoSpaceDN w:val="0"/>
-        <w:adjustRightInd w:val="0"/>
-        <w:spacing w:after="0" w:line="240" w:lineRule="auto"/>
-        <w:rPr>
-          <w:rFonts w:ascii="Tahoma" w:hAnsi="Tahoma" w:cs="Tahoma"/>
-          <w:sz w:val="24"/>
-          <w:szCs w:val="24"/>
-        </w:rPr>
-      </w:pPr>
-    </w:p>
-    <w:p>
-      <w:pPr>
-        <w:widowControl w:val="0"/>
-        <w:autoSpaceDE w:val="0"/>
-        <w:autoSpaceDN w:val="0"/>
-        <w:adjustRightInd w:val="0"/>
-        <w:spacing w:after="0" w:line="240" w:lineRule="auto"/>
-        <w:rPr>
-          <w:rFonts w:ascii="Tahoma" w:hAnsi="Tahoma" w:cs="Tahoma"/>
-          <w:sz w:val="24"/>
-          <w:szCs w:val="24"/>
-        </w:rPr>
-      </w:pPr>
-    </w:p>
     <w:tbl>
       <w:tblPr>
-        <w:tblW w:type="dxa" w:w="11046"/>
+        <w:tblW w:type="dxa" w:w="10914"/>
         <w:tblLayout w:type="fixed"/>
         <w:tblLook w:firstColumn="1" w:firstRow="1" w:lastColumn="0" w:lastRow="0" w:noHBand="0" w:noVBand="1" w:val="04A0"/>
         <w:tblBorders>
@@ -1468,7 +1097,7 @@
         </w:tblBorders>
       </w:tblPr>
       <w:tblGrid>
-        <w:gridCol w:w="11046"/>
+        <w:gridCol w:w="10914"/>
       </w:tblGrid>
       <w:tr>
         <w:trPr>
@@ -1476,7 +1105,7 @@
         </w:trPr>
         <w:tc>
           <w:tcPr>
-            <w:tcW w:type="dxa" w:w="11046"/>
+            <w:tcW w:type="dxa" w:w="10914"/>
             <w:vAlign w:val="top"/>
             <w:tcMar>
               <w:top w:w="0" w:type="dxa"/>
@@ -1487,7 +1116,7 @@
           </w:tcPr>
           <w:tbl>
             <w:tblPr>
-              <w:tblW w:type="dxa" w:w="11046"/>
+              <w:tblW w:type="dxa" w:w="10914"/>
               <w:tblLayout w:type="fixed"/>
               <w:tblLook w:firstColumn="1" w:firstRow="1" w:lastColumn="0" w:lastRow="0" w:noHBand="0" w:noVBand="1" w:val="04A0"/>
               <w:tblBorders>
@@ -1500,9 +1129,9 @@
               </w:tblBorders>
             </w:tblPr>
             <w:tblGrid>
-              <w:gridCol w:w="4520"/>
-              <w:gridCol w:w="2006"/>
-              <w:gridCol w:w="4520"/>
+              <w:gridCol w:w="4466"/>
+              <w:gridCol w:w="1982"/>
+              <w:gridCol w:w="4466"/>
             </w:tblGrid>
             <w:tr>
               <w:trPr>
@@ -1510,7 +1139,7 @@
               </w:trPr>
               <w:tc>
                 <w:tcPr>
-                  <w:tcW w:type="dxa" w:w="4520"/>
+                  <w:tcW w:type="dxa" w:w="4466"/>
                   <w:vAlign w:val="center"/>
                   <w:tcMar>
                     <w:top w:w="0" w:type="dxa"/>
@@ -1537,7 +1166,7 @@
               </w:tc>
               <w:tc>
                 <w:tcPr>
-                  <w:tcW w:type="dxa" w:w="2006"/>
+                  <w:tcW w:type="dxa" w:w="1982"/>
                   <w:vAlign w:val="center"/>
                   <w:tcMar>
                     <w:top w:w="0" w:type="dxa"/>
@@ -1563,7 +1192,7 @@
               </w:tc>
               <w:tc>
                 <w:tcPr>
-                  <w:tcW w:type="dxa" w:w="4520"/>
+                  <w:tcW w:type="dxa" w:w="4466"/>
                   <w:vAlign w:val="center"/>
                   <w:tcMar>
                     <w:top w:w="0" w:type="dxa"/>
@@ -1595,7 +1224,7 @@
               </w:trPr>
               <w:tc>
                 <w:tcPr>
-                  <w:tcW w:type="dxa" w:w="4520"/>
+                  <w:tcW w:type="dxa" w:w="4466"/>
                   <w:vAlign w:val="center"/>
                   <w:tcMar>
                     <w:top w:w="0" w:type="dxa"/>
@@ -1608,7 +1237,7 @@
                   <w:pPr>
                     <w:keepNext/>
                     <w:keepLines/>
-                    <w:spacing w:before="160" w:after="100" w:line="240" w:lineRule="auto"/>
+                    <w:spacing w:before="80" w:after="40" w:line="240" w:lineRule="auto"/>
                     <w:jc w:val="left"/>
                   </w:pPr>
                   <w:r>
@@ -1622,7 +1251,7 @@
               </w:tc>
               <w:tc>
                 <w:tcPr>
-                  <w:tcW w:type="dxa" w:w="2006"/>
+                  <w:tcW w:type="dxa" w:w="1982"/>
                   <w:vAlign w:val="center"/>
                   <w:tcMar>
                     <w:top w:w="0" w:type="dxa"/>
@@ -1635,7 +1264,7 @@
                   <w:pPr>
                     <w:keepNext/>
                     <w:keepLines/>
-                    <w:spacing w:before="160" w:after="100" w:line="240" w:lineRule="auto"/>
+                    <w:spacing w:before="80" w:after="40" w:line="240" w:lineRule="auto"/>
                     <w:jc w:val="left"/>
                   </w:pPr>
                   <w:r>
@@ -1648,7 +1277,7 @@
               </w:tc>
               <w:tc>
                 <w:tcPr>
-                  <w:tcW w:type="dxa" w:w="4520"/>
+                  <w:tcW w:type="dxa" w:w="4466"/>
                   <w:vAlign w:val="center"/>
                   <w:tcMar>
                     <w:top w:w="0" w:type="dxa"/>
@@ -1661,7 +1290,7 @@
                   <w:pPr>
                     <w:keepNext/>
                     <w:keepLines/>
-                    <w:spacing w:before="160" w:after="100" w:line="240" w:lineRule="auto"/>
+                    <w:spacing w:before="80" w:after="40" w:line="240" w:lineRule="auto"/>
                     <w:jc w:val="left"/>
                   </w:pPr>
                   <w:r>
@@ -1677,11 +1306,11 @@
             <w:tr>
               <w:trPr>
                 <w:cantSplit/>
-                <w:trHeight w:val="227" w:hRule="exact"/>
+                <w:trHeight w:val="440" w:hRule="exact"/>
               </w:trPr>
               <w:tc>
                 <w:tcPr>
-                  <w:tcW w:type="dxa" w:w="4520"/>
+                  <w:tcW w:type="dxa" w:w="4466"/>
                   <w:vAlign w:val="center"/>
                   <w:tcMar>
                     <w:top w:w="0" w:type="dxa"/>
@@ -1710,7 +1339,7 @@
               </w:tc>
               <w:tc>
                 <w:tcPr>
-                  <w:tcW w:type="dxa" w:w="2006"/>
+                  <w:tcW w:type="dxa" w:w="1982"/>
                   <w:vAlign w:val="center"/>
                   <w:tcMar>
                     <w:top w:w="0" w:type="dxa"/>
@@ -1736,7 +1365,7 @@
               </w:tc>
               <w:tc>
                 <w:tcPr>
-                  <w:tcW w:type="dxa" w:w="4520"/>
+                  <w:tcW w:type="dxa" w:w="4466"/>
                   <w:vAlign w:val="center"/>
                   <w:tcMar>
                     <w:top w:w="0" w:type="dxa"/>
@@ -1770,7 +1399,7 @@
               </w:trPr>
               <w:tc>
                 <w:tcPr>
-                  <w:tcW w:type="dxa" w:w="4520"/>
+                  <w:tcW w:type="dxa" w:w="4466"/>
                   <w:vAlign w:val="center"/>
                   <w:tcMar>
                     <w:top w:w="0" w:type="dxa"/>
@@ -1797,7 +1426,7 @@
               </w:tc>
               <w:tc>
                 <w:tcPr>
-                  <w:tcW w:type="dxa" w:w="2006"/>
+                  <w:tcW w:type="dxa" w:w="1982"/>
                   <w:vAlign w:val="center"/>
                   <w:tcMar>
                     <w:top w:w="0" w:type="dxa"/>
@@ -1823,7 +1452,7 @@
               </w:tc>
               <w:tc>
                 <w:tcPr>
-                  <w:tcW w:type="dxa" w:w="4520"/>
+                  <w:tcW w:type="dxa" w:w="4466"/>
                   <w:vAlign w:val="center"/>
                   <w:tcMar>
                     <w:top w:w="0" w:type="dxa"/>
@@ -1864,22 +1493,222 @@
         <w:autoSpaceDE w:val="0"/>
         <w:autoSpaceDN w:val="0"/>
         <w:adjustRightInd w:val="0"/>
-        <w:spacing w:after="0" w:line="240" w:lineRule="auto"/>
-        <w:rPr>
-          <w:rFonts w:ascii="Tahoma" w:hAnsi="Tahoma" w:cs="Tahoma"/>
-          <w:sz w:val="20"/>
-          <w:szCs w:val="20"/>
+        <w:spacing w:after="0" w:line="20" w:lineRule="exact" w:before="0"/>
+        <w:rPr>
+          <w:rFonts w:ascii="Tahoma" w:hAnsi="Tahoma" w:cs="Tahoma"/>
+          <w:sz w:val="2"/>
+          <w:szCs w:val="2"/>
         </w:rPr>
       </w:pPr>
     </w:p>
     <w:sectPr>
+      <w:footerReference w:type="default" r:id="rId8"/>
       <w:pgSz w:w="11908" w:h="16833"/>
-      <w:pgMar w:top="288" w:right="274" w:bottom="288" w:left="720" w:header="720" w:footer="720" w:gutter="0"/>
+      <w:pgMar w:top="288" w:right="274" w:bottom="640" w:left="720" w:header="720" w:footer="288" w:gutter="0"/>
       <w:cols w:space="720"/>
       <w:noEndnote/>
     </w:sectPr>
   </w:body>
 </w:document>
+</file>
+
+<file path=word/footer1.xml><?xml version="1.0" encoding="utf-8"?>
+<w:ftr xmlns:m="http://schemas.openxmlformats.org/officeDocument/2006/math" xmlns:mc="http://schemas.openxmlformats.org/markup-compatibility/2006" xmlns:mo="http://schemas.microsoft.com/office/mac/office/2008/main" xmlns:mv="urn:schemas-microsoft-com:mac:vml" xmlns:o="urn:schemas-microsoft-com:office:office" xmlns:r="http://schemas.openxmlformats.org/officeDocument/2006/relationships" xmlns:v="urn:schemas-microsoft-com:vml" xmlns:w10="urn:schemas-microsoft-com:office:word" xmlns:w14="http://schemas.microsoft.com/office/word/2010/wordml" xmlns:w="http://schemas.openxmlformats.org/wordprocessingml/2006/main" xmlns:wne="http://schemas.microsoft.com/office/word/2006/wordml" xmlns:wp14="http://schemas.microsoft.com/office/word/2010/wordprocessingDrawing" xmlns:wp="http://schemas.openxmlformats.org/drawingml/2006/wordprocessingDrawing" xmlns:wpc="http://schemas.microsoft.com/office/word/2010/wordprocessingCanvas" xmlns:wpg="http://schemas.microsoft.com/office/word/2010/wordprocessingGroup" xmlns:wpi="http://schemas.microsoft.com/office/word/2010/wordprocessingInk" xmlns:wps="http://schemas.microsoft.com/office/word/2010/wordprocessingShape" mc:Ignorable="w14 wp14">
+  <w:p>
+    <w:pPr>
+      <w:spacing w:before="0" w:after="0" w:line="20" w:lineRule="exact"/>
+      <w:rPr>
+        <w:rFonts w:ascii="Tahoma" w:hAnsi="Tahoma" w:cs="Tahoma"/>
+        <w:sz w:val="2"/>
+        <w:szCs w:val="2"/>
+      </w:rPr>
+    </w:pPr>
+    <w:pPr>
+      <w:pStyle w:val="Footer"/>
+    </w:pPr>
+  </w:p>
+  <w:tbl>
+    <w:tblPr>
+      <w:tblW w:type="auto" w:w="0"/>
+      <w:tblLook w:firstColumn="1" w:firstRow="1" w:lastColumn="0" w:lastRow="0" w:noHBand="0" w:noVBand="1" w:val="04A0"/>
+      <w:tblBorders>
+        <w:top w:val="nil"/>
+        <w:left w:val="nil"/>
+        <w:bottom w:val="nil"/>
+        <w:right w:val="nil"/>
+        <w:insideH w:val="nil"/>
+        <w:insideV w:val="nil"/>
+      </w:tblBorders>
+      <w:tblLayout w:type="fixed"/>
+    </w:tblPr>
+    <w:tblGrid>
+      <w:gridCol w:w="2500"/>
+      <w:gridCol w:w="5414"/>
+      <w:gridCol w:w="3000"/>
+    </w:tblGrid>
+    <w:tr>
+      <w:tc>
+        <w:tcPr>
+          <w:tcW w:type="dxa" w:w="2500"/>
+        </w:tcPr>
+        <w:p>
+          <w:pPr>
+            <w:spacing w:before="0" w:after="0" w:line="240" w:lineRule="auto"/>
+            <w:jc w:val="left"/>
+          </w:pPr>
+          <w:r>
+            <w:rPr>
+              <w:rFonts w:ascii="Tahoma" w:hAnsi="Tahoma" w:cs="Tahoma"/>
+              <w:color w:val="808080"/>
+              <w:sz w:val="16"/>
+              <w:szCs w:val="16"/>
+            </w:rPr>
+            <w:t>HUB-IT</w:t>
+          </w:r>
+        </w:p>
+      </w:tc>
+      <w:tc>
+        <w:tcPr>
+          <w:tcW w:type="dxa" w:w="5414"/>
+        </w:tcPr>
+        <w:p>
+          <w:pPr>
+            <w:spacing w:before="0" w:after="0" w:line="240" w:lineRule="auto"/>
+            <w:jc w:val="center"/>
+          </w:pPr>
+          <w:r>
+            <w:rPr>
+              <w:rFonts w:ascii="Tahoma" w:hAnsi="Tahoma" w:cs="Tahoma"/>
+              <w:color w:val="808080"/>
+              <w:sz w:val="16"/>
+              <w:szCs w:val="16"/>
+            </w:rPr>
+            <w:t xml:space="preserve">Акт от {{DATE}}</w:t>
+          </w:r>
+        </w:p>
+      </w:tc>
+      <w:tc>
+        <w:tcPr>
+          <w:tcW w:type="dxa" w:w="3000"/>
+        </w:tcPr>
+        <w:p>
+          <w:pPr>
+            <w:spacing w:before="0" w:after="0" w:line="240" w:lineRule="auto"/>
+            <w:jc w:val="right"/>
+          </w:pPr>
+          <w:r>
+            <w:rPr>
+              <w:rFonts w:ascii="Tahoma" w:hAnsi="Tahoma" w:cs="Tahoma"/>
+              <w:color w:val="808080"/>
+              <w:sz w:val="16"/>
+              <w:szCs w:val="16"/>
+            </w:rPr>
+            <w:t xml:space="preserve">Стр. </w:t>
+          </w:r>
+          <w:r>
+            <w:rPr>
+              <w:rFonts w:ascii="Tahoma" w:hAnsi="Tahoma" w:cs="Tahoma"/>
+              <w:color w:val="808080"/>
+              <w:sz w:val="16"/>
+              <w:szCs w:val="16"/>
+            </w:rPr>
+            <w:fldChar w:fldCharType="begin"/>
+          </w:r>
+          <w:r>
+            <w:rPr>
+              <w:rFonts w:ascii="Tahoma" w:hAnsi="Tahoma" w:cs="Tahoma"/>
+              <w:color w:val="808080"/>
+              <w:sz w:val="16"/>
+              <w:szCs w:val="16"/>
+            </w:rPr>
+            <w:instrText xml:space="preserve"> PAGE </w:instrText>
+          </w:r>
+          <w:r>
+            <w:rPr>
+              <w:rFonts w:ascii="Tahoma" w:hAnsi="Tahoma" w:cs="Tahoma"/>
+              <w:color w:val="808080"/>
+              <w:sz w:val="16"/>
+              <w:szCs w:val="16"/>
+            </w:rPr>
+            <w:fldChar w:fldCharType="separate"/>
+          </w:r>
+          <w:r>
+            <w:rPr>
+              <w:rFonts w:ascii="Tahoma" w:hAnsi="Tahoma" w:cs="Tahoma"/>
+              <w:color w:val="808080"/>
+              <w:sz w:val="16"/>
+              <w:szCs w:val="16"/>
+            </w:rPr>
+            <w:t>1</w:t>
+          </w:r>
+          <w:r>
+            <w:rPr>
+              <w:rFonts w:ascii="Tahoma" w:hAnsi="Tahoma" w:cs="Tahoma"/>
+              <w:color w:val="808080"/>
+              <w:sz w:val="16"/>
+              <w:szCs w:val="16"/>
+            </w:rPr>
+            <w:fldChar w:fldCharType="end"/>
+          </w:r>
+          <w:r>
+            <w:rPr>
+              <w:rFonts w:ascii="Tahoma" w:hAnsi="Tahoma" w:cs="Tahoma"/>
+              <w:color w:val="808080"/>
+              <w:sz w:val="16"/>
+              <w:szCs w:val="16"/>
+            </w:rPr>
+            <w:t xml:space="preserve"> из </w:t>
+          </w:r>
+          <w:r>
+            <w:rPr>
+              <w:rFonts w:ascii="Tahoma" w:hAnsi="Tahoma" w:cs="Tahoma"/>
+              <w:color w:val="808080"/>
+              <w:sz w:val="16"/>
+              <w:szCs w:val="16"/>
+            </w:rPr>
+            <w:fldChar w:fldCharType="begin"/>
+          </w:r>
+          <w:r>
+            <w:rPr>
+              <w:rFonts w:ascii="Tahoma" w:hAnsi="Tahoma" w:cs="Tahoma"/>
+              <w:color w:val="808080"/>
+              <w:sz w:val="16"/>
+              <w:szCs w:val="16"/>
+            </w:rPr>
+            <w:instrText xml:space="preserve"> NUMPAGES </w:instrText>
+          </w:r>
+          <w:r>
+            <w:rPr>
+              <w:rFonts w:ascii="Tahoma" w:hAnsi="Tahoma" w:cs="Tahoma"/>
+              <w:color w:val="808080"/>
+              <w:sz w:val="16"/>
+              <w:szCs w:val="16"/>
+            </w:rPr>
+            <w:fldChar w:fldCharType="separate"/>
+          </w:r>
+          <w:r>
+            <w:rPr>
+              <w:rFonts w:ascii="Tahoma" w:hAnsi="Tahoma" w:cs="Tahoma"/>
+              <w:color w:val="808080"/>
+              <w:sz w:val="16"/>
+              <w:szCs w:val="16"/>
+            </w:rPr>
+            <w:t>1</w:t>
+          </w:r>
+          <w:r>
+            <w:rPr>
+              <w:rFonts w:ascii="Tahoma" w:hAnsi="Tahoma" w:cs="Tahoma"/>
+              <w:color w:val="808080"/>
+              <w:sz w:val="16"/>
+              <w:szCs w:val="16"/>
+            </w:rPr>
+            <w:fldChar w:fldCharType="end"/>
+          </w:r>
+        </w:p>
+      </w:tc>
+    </w:tr>
+  </w:tbl>
+</w:ftr>
 </file>
 
 <file path=word/styles.xml><?xml version="1.0" encoding="utf-8"?>
@@ -2311,6 +2140,11 @@
     <w:pPr>
       <w:spacing w:after="0" w:line="240" w:lineRule="auto"/>
     </w:pPr>
+    <w:rPr>
+      <w:rFonts w:ascii="Tahoma" w:hAnsi="Tahoma" w:cs="Tahoma"/>
+      <w:sz w:val="20"/>
+      <w:szCs w:val="20"/>
+    </w:rPr>
     <w:tblPr>
       <w:tblBorders>
         <w:top w:val="single" w:sz="4" w:space="0" w:color="auto"/>
